--- a/meetings/templates/meetings/agenda/agenda_template.docx
+++ b/meetings/templates/meetings/agenda/agenda_template.docx
@@ -88,87 +88,35 @@
           <w:szCs w:val="20"/>
         </w:rPr>
       </w:pPr>
-      <w:r>
-        <w:rPr>
-          <w:rFonts w:ascii="Verdana" w:hAnsi="Verdana"/>
-          <w:sz w:val="20"/>
-          <w:szCs w:val="20"/>
-        </w:rPr>
-        <w:fldChar w:fldCharType="begin"/>
-      </w:r>
-      <w:r>
-        <w:rPr>
-          <w:rFonts w:ascii="Verdana" w:hAnsi="Verdana"/>
-          <w:sz w:val="20"/>
-          <w:szCs w:val="20"/>
-        </w:rPr>
-        <w:instrText>HYPERLINK "https://speak-up-cambridge.up.railway.app/"</w:instrText>
-      </w:r>
-      <w:r>
-        <w:rPr>
-          <w:rFonts w:ascii="Verdana" w:hAnsi="Verdana"/>
-          <w:sz w:val="20"/>
-          <w:szCs w:val="20"/>
-        </w:rPr>
-      </w:r>
-      <w:r>
-        <w:rPr>
-          <w:rFonts w:ascii="Verdana" w:hAnsi="Verdana"/>
-          <w:sz w:val="20"/>
-          <w:szCs w:val="20"/>
-        </w:rPr>
-        <w:fldChar w:fldCharType="separate"/>
-      </w:r>
-      <w:r>
-        <w:rPr>
-          <w:rStyle w:val="Hyperlink"/>
-          <w:rFonts w:ascii="Verdana" w:hAnsi="Verdana"/>
-          <w:sz w:val="20"/>
-          <w:szCs w:val="20"/>
-        </w:rPr>
-        <w:t>speak-up-</w:t>
-      </w:r>
-      <w:proofErr w:type="spellStart"/>
-      <w:r>
-        <w:rPr>
-          <w:rStyle w:val="Hyperlink"/>
-          <w:rFonts w:ascii="Verdana" w:hAnsi="Verdana"/>
-          <w:sz w:val="20"/>
-          <w:szCs w:val="20"/>
-        </w:rPr>
-        <w:t>cambridge.up.railway.app</w:t>
-      </w:r>
-      <w:proofErr w:type="spellEnd"/>
-      <w:r>
-        <w:rPr>
-          <w:rFonts w:ascii="Verdana" w:hAnsi="Verdana"/>
-          <w:sz w:val="20"/>
-          <w:szCs w:val="20"/>
-        </w:rPr>
-        <w:fldChar w:fldCharType="end"/>
-      </w:r>
+      <w:hyperlink r:id="rId7" w:history="1">
+        <w:r>
+          <w:rPr>
+            <w:rStyle w:val="Hyperlink"/>
+            <w:rFonts w:ascii="Verdana" w:hAnsi="Verdana"/>
+            <w:sz w:val="20"/>
+            <w:szCs w:val="20"/>
+          </w:rPr>
+          <w:t>speak-up-</w:t>
+        </w:r>
+        <w:proofErr w:type="spellStart"/>
+        <w:r>
+          <w:rPr>
+            <w:rStyle w:val="Hyperlink"/>
+            <w:rFonts w:ascii="Verdana" w:hAnsi="Verdana"/>
+            <w:sz w:val="20"/>
+            <w:szCs w:val="20"/>
+          </w:rPr>
+          <w:t>cambridge.up.railway.app</w:t>
+        </w:r>
+        <w:proofErr w:type="spellEnd"/>
+      </w:hyperlink>
     </w:p>
     <w:p>
       <w:pPr>
-        <w:spacing w:after="0" w:line="240" w:lineRule="auto"/>
+        <w:spacing w:before="120" w:after="120" w:line="240" w:lineRule="auto"/>
         <w:jc w:val="center"/>
         <w:rPr>
           <w:rFonts w:ascii="Verdana" w:hAnsi="Verdana"/>
-          <w:b/>
-          <w:bCs/>
-          <w:sz w:val="20"/>
-          <w:szCs w:val="20"/>
-        </w:rPr>
-      </w:pPr>
-    </w:p>
-    <w:p>
-      <w:pPr>
-        <w:spacing w:after="0" w:line="240" w:lineRule="auto"/>
-        <w:jc w:val="center"/>
-        <w:rPr>
-          <w:rFonts w:ascii="Verdana" w:hAnsi="Verdana"/>
-          <w:b/>
-          <w:bCs/>
           <w:sz w:val="20"/>
           <w:szCs w:val="20"/>
         </w:rPr>
@@ -176,8 +124,14 @@
       <w:r>
         <w:rPr>
           <w:rFonts w:ascii="Verdana" w:hAnsi="Verdana"/>
-          <w:b/>
-          <w:bCs/>
+          <w:sz w:val="20"/>
+          <w:szCs w:val="20"/>
+        </w:rPr>
+        <w:t xml:space="preserve">{{TIME}}, </w:t>
+      </w:r>
+      <w:r>
+        <w:rPr>
+          <w:rFonts w:ascii="Verdana" w:hAnsi="Verdana"/>
           <w:sz w:val="20"/>
           <w:szCs w:val="20"/>
         </w:rPr>
@@ -186,41 +140,7 @@
     </w:p>
     <w:p>
       <w:pPr>
-        <w:spacing w:after="0" w:line="240" w:lineRule="auto"/>
-        <w:jc w:val="center"/>
-        <w:rPr>
-          <w:rFonts w:ascii="Verdana" w:hAnsi="Verdana"/>
-          <w:b/>
-          <w:bCs/>
-          <w:sz w:val="20"/>
-          <w:szCs w:val="20"/>
-        </w:rPr>
-      </w:pPr>
-      <w:r>
-        <w:rPr>
-          <w:rFonts w:ascii="Verdana" w:hAnsi="Verdana"/>
-          <w:b/>
-          <w:bCs/>
-          <w:sz w:val="20"/>
-          <w:szCs w:val="20"/>
-        </w:rPr>
-        <w:t>{{TIME}}</w:t>
-      </w:r>
-    </w:p>
-    <w:p>
-      <w:pPr>
-        <w:spacing w:after="0" w:line="240" w:lineRule="auto"/>
-        <w:jc w:val="center"/>
-        <w:rPr>
-          <w:rFonts w:ascii="Verdana" w:hAnsi="Verdana"/>
-          <w:sz w:val="24"/>
-          <w:szCs w:val="24"/>
-        </w:rPr>
-      </w:pPr>
-    </w:p>
-    <w:p>
-      <w:pPr>
-        <w:spacing w:after="0" w:line="240" w:lineRule="auto"/>
+        <w:spacing w:before="360" w:after="120" w:line="240" w:lineRule="auto"/>
         <w:jc w:val="center"/>
         <w:rPr>
           <w:rFonts w:ascii="Verdana" w:hAnsi="Verdana"/>
@@ -246,17 +166,14 @@
         </w:rPr>
         <w:t xml:space="preserve"> {{THEME}}</w:t>
       </w:r>
-    </w:p>
-    <w:p>
-      <w:pPr>
-        <w:spacing w:after="0" w:line="240" w:lineRule="auto"/>
-        <w:jc w:val="center"/>
+      <w:r>
         <w:rPr>
           <w:rFonts w:ascii="Verdana" w:hAnsi="Verdana"/>
           <w:sz w:val="20"/>
           <w:szCs w:val="20"/>
         </w:rPr>
-      </w:pPr>
+        <w:t xml:space="preserve">, </w:t>
+      </w:r>
       <w:r>
         <w:rPr>
           <w:rFonts w:ascii="Verdana" w:hAnsi="Verdana"/>
@@ -275,17 +192,6 @@
         </w:rPr>
         <w:t xml:space="preserve"> {{WORD_OF_THE_DAY}}</w:t>
       </w:r>
-    </w:p>
-    <w:p>
-      <w:pPr>
-        <w:spacing w:after="0" w:line="240" w:lineRule="auto"/>
-        <w:jc w:val="center"/>
-        <w:rPr>
-          <w:rFonts w:ascii="Verdana" w:hAnsi="Verdana"/>
-          <w:sz w:val="24"/>
-          <w:szCs w:val="24"/>
-        </w:rPr>
-      </w:pPr>
     </w:p>
     <w:tbl>
       <w:tblPr>
@@ -337,18 +243,7 @@
     </w:tbl>
     <w:p>
       <w:pPr>
-        <w:spacing w:after="0" w:line="240" w:lineRule="auto"/>
-        <w:jc w:val="center"/>
-        <w:rPr>
-          <w:rFonts w:ascii="Verdana" w:hAnsi="Verdana"/>
-          <w:sz w:val="24"/>
-          <w:szCs w:val="24"/>
-        </w:rPr>
-      </w:pPr>
-    </w:p>
-    <w:p>
-      <w:pPr>
-        <w:spacing w:after="0" w:line="240" w:lineRule="auto"/>
+        <w:spacing w:before="120" w:after="0" w:line="240" w:lineRule="auto"/>
         <w:jc w:val="center"/>
         <w:rPr>
           <w:rFonts w:ascii="Verdana" w:hAnsi="Verdana"/>
@@ -364,7 +259,7 @@
           <w:sz w:val="20"/>
           <w:szCs w:val="20"/>
         </w:rPr>
-        <w:t>Zoom:</w:t>
+        <w:t>NEXT MEETING:</w:t>
       </w:r>
       <w:r>
         <w:rPr>
@@ -372,7 +267,7 @@
           <w:sz w:val="20"/>
           <w:szCs w:val="20"/>
         </w:rPr>
-        <w:t xml:space="preserve"> {{ZOOM_LINK}}</w:t>
+        <w:t xml:space="preserve"> {{NEXT_MEETING}}</w:t>
       </w:r>
     </w:p>
     <w:sectPr>
